--- a/Docs/Evidencias/PLAN_EJECUCION.docx
+++ b/Docs/Evidencias/PLAN_EJECUCION.docx
@@ -295,16 +295,51 @@
         <w:t>Pruebas automatizadas</w:t>
       </w:r>
       <w:r>
-        <w:t xml:space="preserve">: 10 PlayMode + 4 EditMode = </w:t>
+        <w:t xml:space="preserve">: 36 PlayMode + 4 EditMode = </w:t>
       </w:r>
       <w:r>
         <w:rPr>
           <w:b/>
         </w:rPr>
-        <w:t>14/14 en verde</w:t>
+        <w:t>40/40 en verde</w:t>
       </w:r>
       <w:r>
-        <w:t>.</w:t>
+        <w:t xml:space="preserve"> (</w:t>
+      </w:r>
+      <w:r>
+        <w:rPr>
+          <w:rFonts w:ascii="Consolas" w:hAnsi="Consolas"/>
+        </w:rPr>
+        <w:t>RESULTADO_PRUEBAS.md</w:t>
+      </w:r>
+      <w:r>
+        <w:t>).</w:t>
+      </w:r>
+    </w:p>
+    <w:p>
+      <w:pPr>
+        <w:pStyle w:val="ListBullet"/>
+      </w:pPr>
+      <w:r>
+        <w:t xml:space="preserve">[x] </w:t>
+      </w:r>
+      <w:r>
+        <w:rPr>
+          <w:b/>
+        </w:rPr>
+        <w:t>Ronda 2</w:t>
+      </w:r>
+      <w:r>
+        <w:t>: mundo temático (7 dominios), una pantalla por nivel, villano que ataca, interfaz nueva, modelos propios, música y ambiente por dominio (</w:t>
+      </w:r>
+      <w:r>
+        <w:rPr>
+          <w:rFonts w:ascii="Consolas" w:hAnsi="Consolas"/>
+        </w:rPr>
+        <w:t>GA5-AA3-EV01_Registro_Cambios_Ronda2.md</w:t>
+      </w:r>
+      <w:r>
+        <w:t>).</w:t>
       </w:r>
     </w:p>
     <w:p>
@@ -449,23 +484,6 @@
         <w:pStyle w:val="ListBullet"/>
       </w:pPr>
       <w:r>
-        <w:t xml:space="preserve">[ ] </w:t>
-      </w:r>
-      <w:r>
-        <w:rPr>
-          <w:b/>
-        </w:rPr>
-        <w:t>Capturar "Antes"</w:t>
-      </w:r>
-      <w:r>
-        <w:t xml:space="preserve"> (versión previa) si se desea la comparativa; el "Después" ya está.</w:t>
-      </w:r>
-    </w:p>
-    <w:p>
-      <w:pPr>
-        <w:pStyle w:val="ListBullet"/>
-      </w:pPr>
-      <w:r>
         <w:t xml:space="preserve">[ ] Montar la </w:t>
       </w:r>
       <w:r>
@@ -483,7 +501,104 @@
         <w:pStyle w:val="ListBullet"/>
       </w:pPr>
       <w:r>
-        <w:t>[ ] Ajustes finos de balance (HUD ampliado y progresión) según hallazgos P4/P9.</w:t>
+        <w:t xml:space="preserve">[x] Ajustes según hallazgos </w:t>
+      </w:r>
+      <w:r>
+        <w:rPr>
+          <w:b/>
+        </w:rPr>
+        <w:t>P4</w:t>
+      </w:r>
+      <w:r>
+        <w:t xml:space="preserve"> (HUD), </w:t>
+      </w:r>
+      <w:r>
+        <w:rPr>
+          <w:b/>
+        </w:rPr>
+        <w:t>P6</w:t>
+      </w:r>
+      <w:r>
+        <w:t xml:space="preserve"> (feedback de impacto) y </w:t>
+      </w:r>
+      <w:r>
+        <w:rPr>
+          <w:b/>
+        </w:rPr>
+        <w:t>P9</w:t>
+      </w:r>
+      <w:r>
+        <w:t xml:space="preserve"> (progresión y checkpoints): ver </w:t>
+      </w:r>
+      <w:r>
+        <w:rPr>
+          <w:rFonts w:ascii="Consolas" w:hAnsi="Consolas"/>
+        </w:rPr>
+        <w:t>GA5-AA3-EV01_Registro_Cambios.md</w:t>
+      </w:r>
+      <w:r>
+        <w:t>.</w:t>
+      </w:r>
+    </w:p>
+    <w:p>
+      <w:pPr>
+        <w:pStyle w:val="ListBullet"/>
+      </w:pPr>
+      <w:r>
+        <w:t xml:space="preserve">[x] Capturas </w:t>
+      </w:r>
+      <w:r>
+        <w:rPr>
+          <w:b/>
+        </w:rPr>
+        <w:t>"Antes"</w:t>
+      </w:r>
+      <w:r>
+        <w:t xml:space="preserve"> (HUD, selección y piloto) y </w:t>
+      </w:r>
+      <w:r>
+        <w:rPr>
+          <w:b/>
+        </w:rPr>
+        <w:t>"Después"</w:t>
+      </w:r>
+      <w:r>
+        <w:t xml:space="preserve"> generadas desde el juego real.</w:t>
+      </w:r>
+    </w:p>
+    <w:p>
+      <w:pPr>
+        <w:pStyle w:val="ListBullet"/>
+      </w:pPr>
+      <w:r>
+        <w:t>[ ] Subir los cambios al repositorio (</w:t>
+      </w:r>
+      <w:r>
+        <w:rPr>
+          <w:rFonts w:ascii="Consolas" w:hAnsi="Consolas"/>
+        </w:rPr>
+        <w:t>git commit</w:t>
+      </w:r>
+      <w:r>
+        <w:t xml:space="preserve"> + </w:t>
+      </w:r>
+      <w:r>
+        <w:rPr>
+          <w:rFonts w:ascii="Consolas" w:hAnsi="Consolas"/>
+        </w:rPr>
+        <w:t>git push</w:t>
+      </w:r>
+      <w:r>
+        <w:t xml:space="preserve">) para que los enlaces de </w:t>
+      </w:r>
+      <w:r>
+        <w:rPr>
+          <w:rFonts w:ascii="Consolas" w:hAnsi="Consolas"/>
+        </w:rPr>
+        <w:t>ENLACES_EVIDENCIAS.md</w:t>
+      </w:r>
+      <w:r>
+        <w:t xml:space="preserve"> funcionen.</w:t>
       </w:r>
     </w:p>
     <w:p/>
@@ -507,37 +622,27 @@
       <w:r>
         <w:rPr>
           <w:rFonts w:ascii="Consolas" w:hAnsi="Consolas"/>
+          <w:sz w:val="18"/>
         </w:rPr>
-        <w:t>`</w:t>
-      </w:r>
-      <w:r>
-        <w:t>bash</w:t>
-      </w:r>
-    </w:p>
-    <w:p>
-      <w:r>
         <w:t>cd "SENA/NitroRythm/Builds/WebGL"</w:t>
-      </w:r>
-    </w:p>
-    <w:p>
-      <w:r>
-        <w:t>python3 -m http.server 8080</w:t>
-      </w:r>
-    </w:p>
-    <w:p>
-      <w:pPr>
-        <w:pStyle w:val="Heading1"/>
-      </w:pPr>
-      <w:r>
-        <w:t>Abrir http://localhost:8080</w:t>
       </w:r>
     </w:p>
     <w:p>
       <w:r>
         <w:rPr>
           <w:rFonts w:ascii="Consolas" w:hAnsi="Consolas"/>
+          <w:sz w:val="18"/>
         </w:rPr>
-        <w:t>`</w:t>
+        <w:t>python3 -m http.server 8080</w:t>
+      </w:r>
+    </w:p>
+    <w:p>
+      <w:r>
+        <w:rPr>
+          <w:rFonts w:ascii="Consolas" w:hAnsi="Consolas"/>
+          <w:sz w:val="18"/>
+        </w:rPr>
+        <w:t># Abrir http://localhost:8080</w:t>
       </w:r>
     </w:p>
     <w:p>
@@ -738,24 +843,9 @@
       <w:r>
         <w:rPr>
           <w:rFonts w:ascii="Consolas" w:hAnsi="Consolas"/>
+          <w:sz w:val="18"/>
         </w:rPr>
-        <w:t>`</w:t>
-      </w:r>
-      <w:r>
-        <w:t>bash</w:t>
-      </w:r>
-    </w:p>
-    <w:p>
-      <w:r>
         <w:t>python3 "SENA/NitroRythm/Tools/docs/generate_analytics.py"</w:t>
-      </w:r>
-    </w:p>
-    <w:p>
-      <w:r>
-        <w:rPr>
-          <w:rFonts w:ascii="Consolas" w:hAnsi="Consolas"/>
-        </w:rPr>
-        <w:t>`</w:t>
       </w:r>
     </w:p>
     <w:p>
@@ -960,7 +1050,15 @@
           <w:i/>
           <w:color w:val="555555"/>
         </w:rPr>
-        <w:t>ejecutando el editor **dentro del sandbox de Unity Hub**</w:t>
+        <w:t xml:space="preserve">ejecutando el editor </w:t>
+      </w:r>
+      <w:r>
+        <w:rPr>
+          <w:b/>
+          <w:i/>
+          <w:color w:val="555555"/>
+        </w:rPr>
+        <w:t>dentro del sandbox de Unity Hub</w:t>
       </w:r>
     </w:p>
     <w:p>
@@ -969,7 +1067,22 @@
           <w:i/>
           <w:color w:val="555555"/>
         </w:rPr>
-        <w:t>(`flatpak run --command=".../Unity" com.unity.UnityHub -batchmode ...`).</w:t>
+        <w:t>(</w:t>
+      </w:r>
+      <w:r>
+        <w:rPr>
+          <w:rFonts w:ascii="Consolas" w:hAnsi="Consolas"/>
+          <w:i/>
+          <w:color w:val="555555"/>
+        </w:rPr>
+        <w:t>flatpak run --command=".../Unity" com.unity.UnityHub -batchmode ...</w:t>
+      </w:r>
+      <w:r>
+        <w:rPr>
+          <w:i/>
+          <w:color w:val="555555"/>
+        </w:rPr>
+        <w:t>).</w:t>
       </w:r>
     </w:p>
     <w:p/>
@@ -1000,6 +1113,10 @@
           </w:tcPr>
           <w:p>
             <w:r>
+              <w:rPr>
+                <w:b/>
+                <w:sz w:val="18"/>
+              </w:rPr>
               <w:t>Jugador</w:t>
             </w:r>
           </w:p>
@@ -1010,6 +1127,10 @@
           </w:tcPr>
           <w:p>
             <w:r>
+              <w:rPr>
+                <w:b/>
+                <w:sz w:val="18"/>
+              </w:rPr>
               <w:t>Conducir</w:t>
             </w:r>
           </w:p>
@@ -1020,6 +1141,10 @@
           </w:tcPr>
           <w:p>
             <w:r>
+              <w:rPr>
+                <w:b/>
+                <w:sz w:val="18"/>
+              </w:rPr>
               <w:t>Salto</w:t>
             </w:r>
           </w:p>
@@ -1030,6 +1155,10 @@
           </w:tcPr>
           <w:p>
             <w:r>
+              <w:rPr>
+                <w:b/>
+                <w:sz w:val="18"/>
+              </w:rPr>
               <w:t>Disparo</w:t>
             </w:r>
           </w:p>
@@ -1042,6 +1171,9 @@
           </w:tcPr>
           <w:p>
             <w:r>
+              <w:rPr>
+                <w:sz w:val="18"/>
+              </w:rPr>
               <w:t>P1 (Lyra)</w:t>
             </w:r>
           </w:p>
@@ -1052,7 +1184,11 @@
           </w:tcPr>
           <w:p>
             <w:r>
-              <w:t>`W A S D`</w:t>
+              <w:rPr>
+                <w:rFonts w:ascii="Consolas" w:hAnsi="Consolas"/>
+                <w:sz w:val="18"/>
+              </w:rPr>
+              <w:t>W A S D</w:t>
             </w:r>
           </w:p>
         </w:tc>
@@ -1062,7 +1198,11 @@
           </w:tcPr>
           <w:p>
             <w:r>
-              <w:t>`Espacio`</w:t>
+              <w:rPr>
+                <w:rFonts w:ascii="Consolas" w:hAnsi="Consolas"/>
+                <w:sz w:val="18"/>
+              </w:rPr>
+              <w:t>Espacio</w:t>
             </w:r>
           </w:p>
         </w:tc>
@@ -1072,7 +1212,11 @@
           </w:tcPr>
           <w:p>
             <w:r>
-              <w:t>`Ctrl Izq.`</w:t>
+              <w:rPr>
+                <w:rFonts w:ascii="Consolas" w:hAnsi="Consolas"/>
+                <w:sz w:val="18"/>
+              </w:rPr>
+              <w:t>Ctrl Izq.</w:t>
             </w:r>
           </w:p>
         </w:tc>
@@ -1084,6 +1228,9 @@
           </w:tcPr>
           <w:p>
             <w:r>
+              <w:rPr>
+                <w:sz w:val="18"/>
+              </w:rPr>
               <w:t>P2 (Karel)</w:t>
             </w:r>
           </w:p>
@@ -1094,7 +1241,11 @@
           </w:tcPr>
           <w:p>
             <w:r>
-              <w:t>`Flechas`</w:t>
+              <w:rPr>
+                <w:rFonts w:ascii="Consolas" w:hAnsi="Consolas"/>
+                <w:sz w:val="18"/>
+              </w:rPr>
+              <w:t>Flechas</w:t>
             </w:r>
           </w:p>
         </w:tc>
@@ -1104,7 +1255,24 @@
           </w:tcPr>
           <w:p>
             <w:r>
-              <w:t>`Shift Der.` / `Numpad 0`</w:t>
+              <w:rPr>
+                <w:rFonts w:ascii="Consolas" w:hAnsi="Consolas"/>
+                <w:sz w:val="18"/>
+              </w:rPr>
+              <w:t>Shift Der.</w:t>
+            </w:r>
+            <w:r>
+              <w:rPr>
+                <w:sz w:val="18"/>
+              </w:rPr>
+              <w:t xml:space="preserve"> / </w:t>
+            </w:r>
+            <w:r>
+              <w:rPr>
+                <w:rFonts w:ascii="Consolas" w:hAnsi="Consolas"/>
+                <w:sz w:val="18"/>
+              </w:rPr>
+              <w:t>Numpad 0</w:t>
             </w:r>
           </w:p>
         </w:tc>
@@ -1114,7 +1282,11 @@
           </w:tcPr>
           <w:p>
             <w:r>
-              <w:t>`Numpad 1`</w:t>
+              <w:rPr>
+                <w:rFonts w:ascii="Consolas" w:hAnsi="Consolas"/>
+                <w:sz w:val="18"/>
+              </w:rPr>
+              <w:t>Numpad 1</w:t>
             </w:r>
           </w:p>
         </w:tc>
@@ -1126,6 +1298,9 @@
           </w:tcPr>
           <w:p>
             <w:r>
+              <w:rPr>
+                <w:sz w:val="18"/>
+              </w:rPr>
               <w:t>P3 (Vox)</w:t>
             </w:r>
           </w:p>
@@ -1136,7 +1311,11 @@
           </w:tcPr>
           <w:p>
             <w:r>
-              <w:t>`I J K L`</w:t>
+              <w:rPr>
+                <w:rFonts w:ascii="Consolas" w:hAnsi="Consolas"/>
+                <w:sz w:val="18"/>
+              </w:rPr>
+              <w:t>I J K L</w:t>
             </w:r>
           </w:p>
         </w:tc>
@@ -1146,7 +1325,24 @@
           </w:tcPr>
           <w:p>
             <w:r>
-              <w:t>`Shift Der.` / `Numpad 0`</w:t>
+              <w:rPr>
+                <w:rFonts w:ascii="Consolas" w:hAnsi="Consolas"/>
+                <w:sz w:val="18"/>
+              </w:rPr>
+              <w:t>Shift Der.</w:t>
+            </w:r>
+            <w:r>
+              <w:rPr>
+                <w:sz w:val="18"/>
+              </w:rPr>
+              <w:t xml:space="preserve"> / </w:t>
+            </w:r>
+            <w:r>
+              <w:rPr>
+                <w:rFonts w:ascii="Consolas" w:hAnsi="Consolas"/>
+                <w:sz w:val="18"/>
+              </w:rPr>
+              <w:t>Numpad 0</w:t>
             </w:r>
           </w:p>
         </w:tc>
@@ -1156,7 +1352,11 @@
           </w:tcPr>
           <w:p>
             <w:r>
-              <w:t>`Enter`</w:t>
+              <w:rPr>
+                <w:rFonts w:ascii="Consolas" w:hAnsi="Consolas"/>
+                <w:sz w:val="18"/>
+              </w:rPr>
+              <w:t>Enter</w:t>
             </w:r>
           </w:p>
         </w:tc>
@@ -1168,6 +1368,9 @@
           </w:tcPr>
           <w:p>
             <w:r>
+              <w:rPr>
+                <w:sz w:val="18"/>
+              </w:rPr>
               <w:t>Pausa</w:t>
             </w:r>
           </w:p>
@@ -1178,6 +1381,9 @@
           </w:tcPr>
           <w:p>
             <w:r>
+              <w:rPr>
+                <w:sz w:val="18"/>
+              </w:rPr>
               <w:t>—</w:t>
             </w:r>
           </w:p>
@@ -1188,7 +1394,11 @@
           </w:tcPr>
           <w:p>
             <w:r>
-              <w:t>`Escape`</w:t>
+              <w:rPr>
+                <w:rFonts w:ascii="Consolas" w:hAnsi="Consolas"/>
+                <w:sz w:val="18"/>
+              </w:rPr>
+              <w:t>Escape</w:t>
             </w:r>
           </w:p>
         </w:tc>
@@ -1198,6 +1408,9 @@
           </w:tcPr>
           <w:p>
             <w:r>
+              <w:rPr>
+                <w:sz w:val="18"/>
+              </w:rPr>
               <w:t>—</w:t>
             </w:r>
           </w:p>
@@ -1217,66 +1430,90 @@
       <w:r>
         <w:rPr>
           <w:rFonts w:ascii="Consolas" w:hAnsi="Consolas"/>
+          <w:sz w:val="18"/>
         </w:rPr>
-        <w:t>`</w:t>
-      </w:r>
-    </w:p>
-    <w:p>
-      <w:r>
         <w:t>SENA/NitroRythm/</w:t>
-      </w:r>
-    </w:p>
-    <w:p>
-      <w:r>
-        <w:t>My project/            Proyecto Unity (Assets, escenas, tests, modelos)</w:t>
-      </w:r>
-    </w:p>
-    <w:p>
-      <w:r>
-        <w:t>Builds/WebGL/          Build publicable + NitroRhythm_WebGL.zip</w:t>
-      </w:r>
-    </w:p>
-    <w:p>
-      <w:r>
-        <w:t>Evidencias/</w:t>
-      </w:r>
-    </w:p>
-    <w:p>
-      <w:r>
-        <w:t>Antes/               Capturas del estado inicial (pendiente)</w:t>
-      </w:r>
-    </w:p>
-    <w:p>
-      <w:r>
-        <w:t>Despues/             Capturas del estado final (listo)</w:t>
-      </w:r>
-    </w:p>
-    <w:p>
-      <w:r>
-        <w:t>Documentos/          Cuestionario, informes, guía, infografía (.md/.docx/.pdf)</w:t>
-      </w:r>
-    </w:p>
-    <w:p>
-      <w:r>
-        <w:t>Analitica/         CSV + gráficos + resumen</w:t>
-      </w:r>
-    </w:p>
-    <w:p>
-      <w:r>
-        <w:t>Tools/                 Scripts (Blender, generación de analítica, md→docx)</w:t>
-      </w:r>
-    </w:p>
-    <w:p>
-      <w:r>
-        <w:t>README_Prototipo.md</w:t>
       </w:r>
     </w:p>
     <w:p>
       <w:r>
         <w:rPr>
           <w:rFonts w:ascii="Consolas" w:hAnsi="Consolas"/>
+          <w:sz w:val="18"/>
         </w:rPr>
-        <w:t>`</w:t>
+        <w:t xml:space="preserve">  My project/            Proyecto Unity (Assets, escenas, tests, modelos)</w:t>
+      </w:r>
+    </w:p>
+    <w:p>
+      <w:r>
+        <w:rPr>
+          <w:rFonts w:ascii="Consolas" w:hAnsi="Consolas"/>
+          <w:sz w:val="18"/>
+        </w:rPr>
+        <w:t xml:space="preserve">  Builds/WebGL/          Build publicable + NitroRhythm_WebGL.zip</w:t>
+      </w:r>
+    </w:p>
+    <w:p>
+      <w:r>
+        <w:rPr>
+          <w:rFonts w:ascii="Consolas" w:hAnsi="Consolas"/>
+          <w:sz w:val="18"/>
+        </w:rPr>
+        <w:t xml:space="preserve">  Evidencias/</w:t>
+      </w:r>
+    </w:p>
+    <w:p>
+      <w:r>
+        <w:rPr>
+          <w:rFonts w:ascii="Consolas" w:hAnsi="Consolas"/>
+          <w:sz w:val="18"/>
+        </w:rPr>
+        <w:t xml:space="preserve">    Antes/               Capturas del estado inicial (pendiente)</w:t>
+      </w:r>
+    </w:p>
+    <w:p>
+      <w:r>
+        <w:rPr>
+          <w:rFonts w:ascii="Consolas" w:hAnsi="Consolas"/>
+          <w:sz w:val="18"/>
+        </w:rPr>
+        <w:t xml:space="preserve">    Despues/             Capturas del estado final (listo)</w:t>
+      </w:r>
+    </w:p>
+    <w:p>
+      <w:r>
+        <w:rPr>
+          <w:rFonts w:ascii="Consolas" w:hAnsi="Consolas"/>
+          <w:sz w:val="18"/>
+        </w:rPr>
+        <w:t xml:space="preserve">    Documentos/          Cuestionario, informes, guía, infografía (.md/.docx/.pdf)</w:t>
+      </w:r>
+    </w:p>
+    <w:p>
+      <w:r>
+        <w:rPr>
+          <w:rFonts w:ascii="Consolas" w:hAnsi="Consolas"/>
+          <w:sz w:val="18"/>
+        </w:rPr>
+        <w:t xml:space="preserve">      Analitica/         CSV + gráficos + resumen</w:t>
+      </w:r>
+    </w:p>
+    <w:p>
+      <w:r>
+        <w:rPr>
+          <w:rFonts w:ascii="Consolas" w:hAnsi="Consolas"/>
+          <w:sz w:val="18"/>
+        </w:rPr>
+        <w:t xml:space="preserve">  Tools/                 Scripts (Blender, generación de analítica, md→docx)</w:t>
+      </w:r>
+    </w:p>
+    <w:p>
+      <w:r>
+        <w:rPr>
+          <w:rFonts w:ascii="Consolas" w:hAnsi="Consolas"/>
+          <w:sz w:val="18"/>
+        </w:rPr>
+        <w:t xml:space="preserve">  README_Prototipo.md</w:t>
       </w:r>
     </w:p>
     <w:sectPr>

--- a/Docs/Evidencias/PLAN_EJECUCION.docx
+++ b/Docs/Evidencias/PLAN_EJECUCION.docx
@@ -1329,20 +1329,7 @@
                 <w:rFonts w:ascii="Consolas" w:hAnsi="Consolas"/>
                 <w:sz w:val="18"/>
               </w:rPr>
-              <w:t>Shift Der.</w:t>
-            </w:r>
-            <w:r>
-              <w:rPr>
-                <w:sz w:val="18"/>
-              </w:rPr>
-              <w:t xml:space="preserve"> / </w:t>
-            </w:r>
-            <w:r>
-              <w:rPr>
-                <w:rFonts w:ascii="Consolas" w:hAnsi="Consolas"/>
-                <w:sz w:val="18"/>
-              </w:rPr>
-              <w:t>Numpad 0</w:t>
+              <w:t>U</w:t>
             </w:r>
           </w:p>
         </w:tc>
@@ -1357,6 +1344,12 @@
                 <w:sz w:val="18"/>
               </w:rPr>
               <w:t>Enter</w:t>
+            </w:r>
+            <w:r>
+              <w:rPr>
+                <w:sz w:val="18"/>
+              </w:rPr>
+              <w:t xml:space="preserve"> (lanzar obstáculo)</w:t>
             </w:r>
           </w:p>
         </w:tc>

--- a/Docs/Evidencias/PLAN_EJECUCION.docx
+++ b/Docs/Evidencias/PLAN_EJECUCION.docx
@@ -408,7 +408,16 @@
         <w:t>Documentos</w:t>
       </w:r>
       <w:r>
-        <w:t>: cuestionario AA1, informe AA2 (con analítica), registro AA3, infografía AA4, guía de 5 usuarios.</w:t>
+        <w:t>: cuestionario AA1, informe AA2 (</w:t>
+      </w:r>
+      <w:r>
+        <w:rPr>
+          <w:b/>
+        </w:rPr>
+        <w:t>con gráficos incrustados</w:t>
+      </w:r>
+      <w:r>
+        <w:t>), registro AA3 (rondas 1–3), infografía AA4, guía de 5 usuarios.</w:t>
       </w:r>
     </w:p>
     <w:p>
@@ -425,16 +434,77 @@
         <w:t>Analítica</w:t>
       </w:r>
       <w:r>
-        <w:t>: 3 usuarios simulados + 2 reales pendientes (</w:t>
+        <w:t>: 5 usuarios de ejemplo (promedio 4.22/5) + reporte estilo Google Forms (</w:t>
       </w:r>
       <w:r>
         <w:rPr>
           <w:rFonts w:ascii="Consolas" w:hAnsi="Consolas"/>
         </w:rPr>
-        <w:t>Analitica/</w:t>
+        <w:t>Docs/Forms_Google/</w:t>
       </w:r>
       <w:r>
         <w:t>).</w:t>
+      </w:r>
+    </w:p>
+    <w:p>
+      <w:pPr>
+        <w:pStyle w:val="ListBullet"/>
+      </w:pPr>
+      <w:r>
+        <w:t xml:space="preserve">[x] </w:t>
+      </w:r>
+      <w:r>
+        <w:rPr>
+          <w:b/>
+        </w:rPr>
+        <w:t>Infografía</w:t>
+      </w:r>
+      <w:r>
+        <w:t xml:space="preserve"> en PPTX para importar a Canva (</w:t>
+      </w:r>
+      <w:r>
+        <w:rPr>
+          <w:rFonts w:ascii="Consolas" w:hAnsi="Consolas"/>
+        </w:rPr>
+        <w:t>GA5-AA4-EV01_Infografia.pptx</w:t>
+      </w:r>
+      <w:r>
+        <w:t>) y PDF.</w:t>
+      </w:r>
+    </w:p>
+    <w:p>
+      <w:pPr>
+        <w:pStyle w:val="ListBullet"/>
+      </w:pPr>
+      <w:r>
+        <w:t xml:space="preserve">[x] </w:t>
+      </w:r>
+      <w:r>
+        <w:rPr>
+          <w:b/>
+        </w:rPr>
+        <w:t>Carpetas de entrega</w:t>
+      </w:r>
+      <w:r>
+        <w:t xml:space="preserve"> en </w:t>
+      </w:r>
+      <w:r>
+        <w:rPr>
+          <w:rFonts w:ascii="Consolas" w:hAnsi="Consolas"/>
+        </w:rPr>
+        <w:t>SENA/NitroRythm/Entregas/GA5-AA3-EV01/</w:t>
+      </w:r>
+      <w:r>
+        <w:t xml:space="preserve"> y </w:t>
+      </w:r>
+      <w:r>
+        <w:rPr>
+          <w:rFonts w:ascii="Consolas" w:hAnsi="Consolas"/>
+        </w:rPr>
+        <w:t>GA5-AA4-EV01/</w:t>
+      </w:r>
+      <w:r>
+        <w:t>.</w:t>
       </w:r>
     </w:p>
     <w:p>
@@ -450,91 +520,22 @@
         <w:pStyle w:val="ListBullet"/>
       </w:pPr>
       <w:r>
-        <w:t xml:space="preserve">[ ] Publicar el prototipo y </w:t>
-      </w:r>
-      <w:r>
-        <w:rPr>
-          <w:b/>
-        </w:rPr>
-        <w:t>aplicar el cuestionario a los 5 usuarios</w:t>
-      </w:r>
-      <w:r>
-        <w:t xml:space="preserve"> (2 reales).</w:t>
-      </w:r>
-    </w:p>
-    <w:p>
-      <w:pPr>
-        <w:pStyle w:val="ListBullet"/>
-      </w:pPr>
-      <w:r>
-        <w:t xml:space="preserve">[ ] Completar la fila de los 2 usuarios reales en </w:t>
+        <w:t xml:space="preserve">[ ] Reemplazar los 5 registros de ejemplo en </w:t>
       </w:r>
       <w:r>
         <w:rPr>
           <w:rFonts w:ascii="Consolas" w:hAnsi="Consolas"/>
         </w:rPr>
-        <w:t>Analitica/respuestas.csv</w:t>
+        <w:t>Docs/Analitica/respuestas.csv</w:t>
       </w:r>
       <w:r>
-        <w:t xml:space="preserve"> y regenerar gráficos.</w:t>
-      </w:r>
-    </w:p>
-    <w:p>
-      <w:pPr>
-        <w:pStyle w:val="ListBullet"/>
-      </w:pPr>
-      <w:r>
-        <w:t xml:space="preserve">[ ] Montar la </w:t>
-      </w:r>
-      <w:r>
-        <w:rPr>
-          <w:b/>
-        </w:rPr>
-        <w:t>infografía comparativa</w:t>
-      </w:r>
-      <w:r>
-        <w:t xml:space="preserve"> en Canva y exportar a PDF.</w:t>
-      </w:r>
-    </w:p>
-    <w:p>
-      <w:pPr>
-        <w:pStyle w:val="ListBullet"/>
-      </w:pPr>
-      <w:r>
-        <w:t xml:space="preserve">[x] Ajustes según hallazgos </w:t>
-      </w:r>
-      <w:r>
-        <w:rPr>
-          <w:b/>
-        </w:rPr>
-        <w:t>P4</w:t>
-      </w:r>
-      <w:r>
-        <w:t xml:space="preserve"> (HUD), </w:t>
-      </w:r>
-      <w:r>
-        <w:rPr>
-          <w:b/>
-        </w:rPr>
-        <w:t>P6</w:t>
-      </w:r>
-      <w:r>
-        <w:t xml:space="preserve"> (feedback de impacto) y </w:t>
-      </w:r>
-      <w:r>
-        <w:rPr>
-          <w:b/>
-        </w:rPr>
-        <w:t>P9</w:t>
-      </w:r>
-      <w:r>
-        <w:t xml:space="preserve"> (progresión y checkpoints): ver </w:t>
+        <w:t xml:space="preserve"> por las respuestas reales y volver a ejecutar </w:t>
       </w:r>
       <w:r>
         <w:rPr>
           <w:rFonts w:ascii="Consolas" w:hAnsi="Consolas"/>
         </w:rPr>
-        <w:t>GA5-AA3-EV01_Registro_Cambios.md</w:t>
+        <w:t>Docs/Tools/docs/generate_analytics.py</w:t>
       </w:r>
       <w:r>
         <w:t>.</w:t>
@@ -545,25 +546,25 @@
         <w:pStyle w:val="ListBullet"/>
       </w:pPr>
       <w:r>
-        <w:t xml:space="preserve">[x] Capturas </w:t>
+        <w:t xml:space="preserve">[ ] Crear el formulario en Google Forms con </w:t>
       </w:r>
       <w:r>
         <w:rPr>
-          <w:b/>
+          <w:rFonts w:ascii="Consolas" w:hAnsi="Consolas"/>
         </w:rPr>
-        <w:t>"Antes"</w:t>
+        <w:t>Docs/Forms_Google/PREGUNTAS_FORMULARIO.md</w:t>
       </w:r>
       <w:r>
-        <w:t xml:space="preserve"> (HUD, selección y piloto) y </w:t>
+        <w:t xml:space="preserve"> y pegar el enlace en </w:t>
       </w:r>
       <w:r>
         <w:rPr>
-          <w:b/>
+          <w:rFonts w:ascii="Consolas" w:hAnsi="Consolas"/>
         </w:rPr>
-        <w:t>"Después"</w:t>
+        <w:t>ENLACE_FORMULARIO.txt</w:t>
       </w:r>
       <w:r>
-        <w:t xml:space="preserve"> generadas desde el juego real.</w:t>
+        <w:t>.</w:t>
       </w:r>
     </w:p>
     <w:p>
@@ -571,34 +572,59 @@
         <w:pStyle w:val="ListBullet"/>
       </w:pPr>
       <w:r>
-        <w:t>[ ] Subir los cambios al repositorio (</w:t>
+        <w:t xml:space="preserve">[ ] Subir el </w:t>
       </w:r>
       <w:r>
         <w:rPr>
           <w:rFonts w:ascii="Consolas" w:hAnsi="Consolas"/>
         </w:rPr>
-        <w:t>git commit</w:t>
+        <w:t>.pptx</w:t>
       </w:r>
       <w:r>
-        <w:t xml:space="preserve"> + </w:t>
+        <w:t xml:space="preserve"> de la infografía a </w:t>
+      </w:r>
+      <w:r>
+        <w:rPr>
+          <w:b/>
+        </w:rPr>
+        <w:t>Canva</w:t>
+      </w:r>
+      <w:r>
+        <w:t xml:space="preserve"> (importar PPTX), exportar y compartir el enlace.</w:t>
+      </w:r>
+    </w:p>
+    <w:p>
+      <w:pPr>
+        <w:pStyle w:val="ListBullet"/>
+      </w:pPr>
+      <w:r>
+        <w:t xml:space="preserve">[ ] Generar el </w:t>
+      </w:r>
+      <w:r>
+        <w:rPr>
+          <w:b/>
+        </w:rPr>
+        <w:t>ZIP</w:t>
+      </w:r>
+      <w:r>
+        <w:t xml:space="preserve"> de las carpetas de </w:t>
       </w:r>
       <w:r>
         <w:rPr>
           <w:rFonts w:ascii="Consolas" w:hAnsi="Consolas"/>
         </w:rPr>
-        <w:t>git push</w:t>
+        <w:t>SENA/NitroRythm/Entregas/</w:t>
       </w:r>
       <w:r>
-        <w:t xml:space="preserve">) para que los enlaces de </w:t>
+        <w:t>.</w:t>
       </w:r>
+    </w:p>
+    <w:p>
+      <w:pPr>
+        <w:pStyle w:val="ListBullet"/>
+      </w:pPr>
       <w:r>
-        <w:rPr>
-          <w:rFonts w:ascii="Consolas" w:hAnsi="Consolas"/>
-        </w:rPr>
-        <w:t>ENLACES_EVIDENCIAS.md</w:t>
-      </w:r>
-      <w:r>
-        <w:t xml:space="preserve"> funcionen.</w:t>
+        <w:t>[ ] Publicar la build y aplicar el cuestionario a los 5 usuarios.</w:t>
       </w:r>
     </w:p>
     <w:p/>
